--- a/Testaussunnitelma.docx
+++ b/Testaussunnitelma.docx
@@ -681,13 +681,7 @@
         <w:rPr>
           <w:rFonts w:ascii="Arial" w:hAnsi="Arial" w:cs="Arial"/>
         </w:rPr>
-        <w:t>Näkyvät listauksessa ilman virheitä</w:t>
-      </w:r>
-      <w:r>
-        <w:rPr>
-          <w:rFonts w:ascii="Arial" w:hAnsi="Arial" w:cs="Arial"/>
-        </w:rPr>
-        <w:t>.</w:t>
+        <w:t>Näkyvät listauksessa ilman virheitä.</w:t>
       </w:r>
     </w:p>
     <w:p>
@@ -723,19 +717,7 @@
         <w:rPr>
           <w:rFonts w:ascii="Arial" w:hAnsi="Arial" w:cs="Arial"/>
         </w:rPr>
-        <w:t xml:space="preserve"> </w:t>
-      </w:r>
-      <w:r>
-        <w:rPr>
-          <w:rFonts w:ascii="Arial" w:hAnsi="Arial" w:cs="Arial"/>
-        </w:rPr>
-        <w:t>Uudet arvot tallentuvat oikein</w:t>
-      </w:r>
-      <w:r>
-        <w:rPr>
-          <w:rFonts w:ascii="Arial" w:hAnsi="Arial" w:cs="Arial"/>
-        </w:rPr>
-        <w:t>.</w:t>
+        <w:t xml:space="preserve"> Uudet arvot tallentuvat oikein.</w:t>
       </w:r>
     </w:p>
     <w:p>
@@ -879,13 +861,7 @@
         <w:rPr>
           <w:rFonts w:ascii="Arial" w:hAnsi="Arial" w:cs="Arial"/>
         </w:rPr>
-        <w:t xml:space="preserve">. </w:t>
-      </w:r>
-      <w:r>
-        <w:rPr>
-          <w:rFonts w:ascii="Arial" w:hAnsi="Arial" w:cs="Arial"/>
-        </w:rPr>
-        <w:t>Ei pitäisi</w:t>
+        <w:t>. Ei pitäisi</w:t>
       </w:r>
       <w:r>
         <w:rPr>
@@ -2332,6 +2308,7 @@
   <w:style w:type="character" w:default="1" w:styleId="Kappaleenoletusfontti">
     <w:name w:val="Default Paragraph Font"/>
     <w:uiPriority w:val="1"/>
+    <w:semiHidden/>
     <w:unhideWhenUsed/>
   </w:style>
   <w:style w:type="table" w:default="1" w:styleId="Normaalitaulukko">
@@ -2973,14 +2950,6 @@
 </file>
 
 <file path=customXml/item2.xml><?xml version="1.0" encoding="utf-8"?>
-<p:properties xmlns:p="http://schemas.microsoft.com/office/2006/metadata/properties" xmlns:xsi="http://www.w3.org/2001/XMLSchema-instance" xmlns:pc="http://schemas.microsoft.com/office/infopath/2007/PartnerControls">
-  <documentManagement>
-    <_activity xmlns="8b672616-9b8f-4699-a3a2-e7a2a027feb2" xsi:nil="true"/>
-  </documentManagement>
-</p:properties>
-</file>
-
-<file path=customXml/item3.xml><?xml version="1.0" encoding="utf-8"?>
 <ct:contentTypeSchema xmlns:ct="http://schemas.microsoft.com/office/2006/metadata/contentType" xmlns:ma="http://schemas.microsoft.com/office/2006/metadata/properties/metaAttributes" ct:_="" ma:_="" ma:contentTypeName="Asiakirja" ma:contentTypeID="0x010100D8E943184F6D404FB03828D9A76DB538" ma:contentTypeVersion="10" ma:contentTypeDescription="Luo uusi asiakirja." ma:contentTypeScope="" ma:versionID="2d3f8a39968b1bbdbb189095e25b7f8d">
   <xsd:schema xmlns:xsd="http://www.w3.org/2001/XMLSchema" xmlns:xs="http://www.w3.org/2001/XMLSchema" xmlns:p="http://schemas.microsoft.com/office/2006/metadata/properties" xmlns:ns3="8b672616-9b8f-4699-a3a2-e7a2a027feb2" targetNamespace="http://schemas.microsoft.com/office/2006/metadata/properties" ma:root="true" ma:fieldsID="f956c4c49f74e8646b6ee63396f0ed75" ns3:_="">
     <xsd:import namespace="8b672616-9b8f-4699-a3a2-e7a2a027feb2"/>
@@ -3162,6 +3131,14 @@
 </ct:contentTypeSchema>
 </file>
 
+<file path=customXml/item3.xml><?xml version="1.0" encoding="utf-8"?>
+<p:properties xmlns:p="http://schemas.microsoft.com/office/2006/metadata/properties" xmlns:xsi="http://www.w3.org/2001/XMLSchema-instance" xmlns:pc="http://schemas.microsoft.com/office/infopath/2007/PartnerControls">
+  <documentManagement>
+    <_activity xmlns="8b672616-9b8f-4699-a3a2-e7a2a027feb2" xsi:nil="true"/>
+  </documentManagement>
+</p:properties>
+</file>
+
 <file path=customXml/itemProps1.xml><?xml version="1.0" encoding="utf-8"?>
 <ds:datastoreItem xmlns:ds="http://schemas.openxmlformats.org/officeDocument/2006/customXml" ds:itemID="{1609C354-CCAB-4D7D-A7F2-DE690902659C}">
   <ds:schemaRefs>
@@ -3171,16 +3148,6 @@
 </file>
 
 <file path=customXml/itemProps2.xml><?xml version="1.0" encoding="utf-8"?>
-<ds:datastoreItem xmlns:ds="http://schemas.openxmlformats.org/officeDocument/2006/customXml" ds:itemID="{35283CDC-BF24-44AB-BD76-16CC87EB8740}">
-  <ds:schemaRefs>
-    <ds:schemaRef ds:uri="http://schemas.microsoft.com/office/2006/metadata/properties"/>
-    <ds:schemaRef ds:uri="http://schemas.microsoft.com/office/infopath/2007/PartnerControls"/>
-    <ds:schemaRef ds:uri="8b672616-9b8f-4699-a3a2-e7a2a027feb2"/>
-  </ds:schemaRefs>
-</ds:datastoreItem>
-</file>
-
-<file path=customXml/itemProps3.xml><?xml version="1.0" encoding="utf-8"?>
 <ds:datastoreItem xmlns:ds="http://schemas.openxmlformats.org/officeDocument/2006/customXml" ds:itemID="{69044E1B-33B0-4A0F-B6FC-BFA92F3400BD}">
   <ds:schemaRefs>
     <ds:schemaRef ds:uri="http://schemas.microsoft.com/office/2006/metadata/contentType"/>
@@ -3196,4 +3163,14 @@
     <ds:schemaRef ds:uri="http://schemas.microsoft.com/internal/obd"/>
   </ds:schemaRefs>
 </ds:datastoreItem>
+</file>
+
+<file path=customXml/itemProps3.xml><?xml version="1.0" encoding="utf-8"?>
+<ds:datastoreItem xmlns:ds="http://schemas.openxmlformats.org/officeDocument/2006/customXml" ds:itemID="{35283CDC-BF24-44AB-BD76-16CC87EB8740}">
+  <ds:schemaRefs>
+    <ds:schemaRef ds:uri="http://schemas.microsoft.com/office/2006/metadata/properties"/>
+    <ds:schemaRef ds:uri="http://schemas.microsoft.com/office/infopath/2007/PartnerControls"/>
+    <ds:schemaRef ds:uri="8b672616-9b8f-4699-a3a2-e7a2a027feb2"/>
+  </ds:schemaRefs>
+</ds:datastoreItem>
 </file>